--- a/!Готовые работы/10.docx
+++ b/!Готовые работы/10.docx
@@ -4,11 +4,1521 @@
   <w:body>
     <w:p>
       <w:pPr>
-        <w:ind w:firstLine="0"/>
-        <w:jc w:val="center"/>
+        <w:pStyle w:val="1"/>
+        <w:ind w:left="851"/>
+        <w:rPr>
+          <w:sz w:val="28"/>
+          <w:szCs w:val="16"/>
+        </w:rPr>
+      </w:pPr>
+      <w:r>
+        <w:rPr>
+          <w:sz w:val="28"/>
+          <w:szCs w:val="16"/>
+        </w:rPr>
+        <w:t xml:space="preserve">Практическая работа. </w:t>
+      </w:r>
+      <w:r>
+        <w:rPr>
+          <w:sz w:val="28"/>
+          <w:szCs w:val="16"/>
+        </w:rPr>
+        <w:t xml:space="preserve">Раздел </w:t>
+      </w:r>
+      <w:r>
+        <w:rPr>
+          <w:sz w:val="28"/>
+          <w:szCs w:val="16"/>
+        </w:rPr>
+        <w:t>10</w:t>
+      </w:r>
+    </w:p>
+    <w:p>
+      <w:r>
         <w:rPr>
           <w:b/>
+        </w:rPr>
+        <w:t>Тема</w:t>
+      </w:r>
+      <w:r>
+        <w:rPr>
+          <w:b/>
+        </w:rPr>
+        <w:t>:</w:t>
+      </w:r>
+      <w:r>
+        <w:rPr>
+          <w:b/>
+        </w:rPr>
+        <w:t xml:space="preserve"> </w:t>
+      </w:r>
+      <w:r>
+        <w:rPr>
           <w:bCs/>
+        </w:rPr>
+        <w:t>«Участие в экспертном тестировании. Вариативная часть ДЭ</w:t>
+      </w:r>
+      <w:r>
+        <w:t>»</w:t>
+      </w:r>
+    </w:p>
+    <w:p>
+      <w:pPr>
+        <w:tabs>
+          <w:tab w:val="left" w:pos="2625"/>
+        </w:tabs>
+      </w:pPr>
+      <w:r>
+        <w:rPr>
+          <w:b/>
+        </w:rPr>
+        <w:t>Цели</w:t>
+      </w:r>
+      <w:proofErr w:type="gramStart"/>
+      <w:r>
+        <w:rPr>
+          <w:b/>
+        </w:rPr>
+        <w:t>:</w:t>
+      </w:r>
+      <w:r>
+        <w:t xml:space="preserve"> </w:t>
+      </w:r>
+      <w:r>
+        <w:t>Разработать</w:t>
+      </w:r>
+      <w:proofErr w:type="gramEnd"/>
+      <w:r>
+        <w:t xml:space="preserve"> модуль «</w:t>
+      </w:r>
+      <w:proofErr w:type="spellStart"/>
+      <w:r>
+        <w:t>АнализЗаказовКлиентов</w:t>
+      </w:r>
+      <w:proofErr w:type="spellEnd"/>
+      <w:r>
+        <w:t>» на C# в соответствии с требованиями вариативной части КИМ: форма отчёта с фильтрацией по клиенту, табличный вывод данных, расчёт процента скидки, условное оформление, разграничение прав доступа (RBAC), обработка исключительных ситуаций.</w:t>
+      </w:r>
+      <w:r>
+        <w:tab/>
+      </w:r>
+    </w:p>
+    <w:p>
+      <w:r>
+        <w:rPr>
+          <w:b/>
+        </w:rPr>
+        <w:t>Вариант 22</w:t>
+      </w:r>
+      <w:r>
+        <w:rPr>
+          <w:b/>
+        </w:rPr>
+        <w:t>:</w:t>
+      </w:r>
+      <w:r>
+        <w:t xml:space="preserve"> Автоцентр «Плюс»</w:t>
+      </w:r>
+    </w:p>
+    <w:p>
+      <w:pPr>
+        <w:pStyle w:val="21"/>
+        <w:ind w:left="851"/>
+      </w:pPr>
+      <w:r>
+        <w:t>10.1. Задание вариативной части</w:t>
+      </w:r>
+    </w:p>
+    <w:p>
+      <w:r>
+        <w:t>Разработать модуль отчёта «</w:t>
+      </w:r>
+      <w:proofErr w:type="spellStart"/>
+      <w:r>
+        <w:t>АнализЗаказовКлиентов</w:t>
+      </w:r>
+      <w:proofErr w:type="spellEnd"/>
+      <w:r>
+        <w:t>» по требованиям КИМ 09.02.07-5-2027:</w:t>
+      </w:r>
+    </w:p>
+    <w:tbl>
+      <w:tblPr>
+        <w:tblStyle w:val="ad"/>
+        <w:tblW w:w="10100" w:type="dxa"/>
+        <w:tblLook w:val="04A0" w:firstRow="1" w:lastRow="0" w:firstColumn="1" w:lastColumn="0" w:noHBand="0" w:noVBand="1"/>
+      </w:tblPr>
+      <w:tblGrid>
+        <w:gridCol w:w="5050"/>
+        <w:gridCol w:w="5050"/>
+      </w:tblGrid>
+      <w:tr>
+        <w:trPr>
+          <w:trHeight w:val="208"/>
+        </w:trPr>
+        <w:tc>
+          <w:tcPr>
+            <w:tcW w:w="5050" w:type="dxa"/>
+          </w:tcPr>
+          <w:p>
+            <w:pPr>
+              <w:spacing w:after="20"/>
+              <w:rPr>
+                <w:sz w:val="20"/>
+                <w:szCs w:val="24"/>
+              </w:rPr>
+            </w:pPr>
+            <w:r>
+              <w:rPr>
+                <w:b/>
+                <w:sz w:val="20"/>
+                <w:szCs w:val="24"/>
+              </w:rPr>
+              <w:t>№</w:t>
+            </w:r>
+          </w:p>
+        </w:tc>
+        <w:tc>
+          <w:tcPr>
+            <w:tcW w:w="5050" w:type="dxa"/>
+          </w:tcPr>
+          <w:p>
+            <w:pPr>
+              <w:spacing w:after="20"/>
+              <w:rPr>
+                <w:sz w:val="20"/>
+                <w:szCs w:val="24"/>
+              </w:rPr>
+            </w:pPr>
+            <w:r>
+              <w:rPr>
+                <w:b/>
+                <w:sz w:val="20"/>
+                <w:szCs w:val="24"/>
+              </w:rPr>
+              <w:t>Требование</w:t>
+            </w:r>
+          </w:p>
+        </w:tc>
+      </w:tr>
+      <w:tr>
+        <w:trPr>
+          <w:trHeight w:val="416"/>
+        </w:trPr>
+        <w:tc>
+          <w:tcPr>
+            <w:tcW w:w="5050" w:type="dxa"/>
+          </w:tcPr>
+          <w:p>
+            <w:pPr>
+              <w:spacing w:after="20"/>
+              <w:rPr>
+                <w:sz w:val="20"/>
+                <w:szCs w:val="24"/>
+              </w:rPr>
+            </w:pPr>
+            <w:r>
+              <w:rPr>
+                <w:sz w:val="20"/>
+                <w:szCs w:val="24"/>
+              </w:rPr>
+              <w:t>10.2</w:t>
+            </w:r>
+          </w:p>
+        </w:tc>
+        <w:tc>
+          <w:tcPr>
+            <w:tcW w:w="5050" w:type="dxa"/>
+          </w:tcPr>
+          <w:p>
+            <w:pPr>
+              <w:spacing w:after="20"/>
+              <w:ind w:firstLine="0"/>
+              <w:rPr>
+                <w:sz w:val="20"/>
+                <w:szCs w:val="24"/>
+              </w:rPr>
+            </w:pPr>
+            <w:r>
+              <w:rPr>
+                <w:sz w:val="20"/>
+                <w:szCs w:val="24"/>
+              </w:rPr>
+              <w:t xml:space="preserve">Колонки </w:t>
+            </w:r>
+            <w:proofErr w:type="spellStart"/>
+            <w:r>
+              <w:rPr>
+                <w:sz w:val="20"/>
+                <w:szCs w:val="24"/>
+              </w:rPr>
+              <w:t>DataGridView</w:t>
+            </w:r>
+            <w:proofErr w:type="spellEnd"/>
+            <w:r>
+              <w:rPr>
+                <w:sz w:val="20"/>
+                <w:szCs w:val="24"/>
+              </w:rPr>
+              <w:t>: Клиент, Товары (работы, услуги), Код, Кол-во, Ед., Цена, Скидка, Сумма</w:t>
+            </w:r>
+          </w:p>
+        </w:tc>
+      </w:tr>
+      <w:tr>
+        <w:trPr>
+          <w:trHeight w:val="400"/>
+        </w:trPr>
+        <w:tc>
+          <w:tcPr>
+            <w:tcW w:w="5050" w:type="dxa"/>
+          </w:tcPr>
+          <w:p>
+            <w:pPr>
+              <w:spacing w:after="20"/>
+              <w:rPr>
+                <w:sz w:val="20"/>
+                <w:szCs w:val="24"/>
+              </w:rPr>
+            </w:pPr>
+            <w:r>
+              <w:rPr>
+                <w:sz w:val="20"/>
+                <w:szCs w:val="24"/>
+              </w:rPr>
+              <w:t>10.3</w:t>
+            </w:r>
+          </w:p>
+        </w:tc>
+        <w:tc>
+          <w:tcPr>
+            <w:tcW w:w="5050" w:type="dxa"/>
+          </w:tcPr>
+          <w:p>
+            <w:pPr>
+              <w:spacing w:after="20"/>
+              <w:ind w:firstLine="0"/>
+              <w:rPr>
+                <w:sz w:val="20"/>
+                <w:szCs w:val="24"/>
+              </w:rPr>
+            </w:pPr>
+            <w:r>
+              <w:rPr>
+                <w:sz w:val="20"/>
+                <w:szCs w:val="24"/>
+              </w:rPr>
+              <w:t>Расчёт % скидки = (Сумма скидки / Сумма заказа) × 100</w:t>
+            </w:r>
+          </w:p>
+        </w:tc>
+      </w:tr>
+      <w:tr>
+        <w:trPr>
+          <w:trHeight w:val="224"/>
+        </w:trPr>
+        <w:tc>
+          <w:tcPr>
+            <w:tcW w:w="5050" w:type="dxa"/>
+          </w:tcPr>
+          <w:p>
+            <w:pPr>
+              <w:spacing w:after="20"/>
+              <w:rPr>
+                <w:sz w:val="20"/>
+                <w:szCs w:val="24"/>
+              </w:rPr>
+            </w:pPr>
+            <w:r>
+              <w:rPr>
+                <w:sz w:val="20"/>
+                <w:szCs w:val="24"/>
+              </w:rPr>
+              <w:t>10.4</w:t>
+            </w:r>
+          </w:p>
+        </w:tc>
+        <w:tc>
+          <w:tcPr>
+            <w:tcW w:w="5050" w:type="dxa"/>
+          </w:tcPr>
+          <w:p>
+            <w:pPr>
+              <w:spacing w:after="20"/>
+              <w:ind w:firstLine="0"/>
+              <w:rPr>
+                <w:sz w:val="20"/>
+                <w:szCs w:val="24"/>
+              </w:rPr>
+            </w:pPr>
+            <w:r>
+              <w:rPr>
+                <w:sz w:val="20"/>
+                <w:szCs w:val="24"/>
+              </w:rPr>
+              <w:t>Строка «ИТОГО» с суммарными значениями</w:t>
+            </w:r>
+          </w:p>
+        </w:tc>
+      </w:tr>
+      <w:tr>
+        <w:trPr>
+          <w:trHeight w:val="400"/>
+        </w:trPr>
+        <w:tc>
+          <w:tcPr>
+            <w:tcW w:w="5050" w:type="dxa"/>
+          </w:tcPr>
+          <w:p>
+            <w:pPr>
+              <w:spacing w:after="20"/>
+              <w:rPr>
+                <w:sz w:val="20"/>
+                <w:szCs w:val="24"/>
+              </w:rPr>
+            </w:pPr>
+            <w:r>
+              <w:rPr>
+                <w:sz w:val="20"/>
+                <w:szCs w:val="24"/>
+              </w:rPr>
+              <w:t>10.5</w:t>
+            </w:r>
+          </w:p>
+        </w:tc>
+        <w:tc>
+          <w:tcPr>
+            <w:tcW w:w="5050" w:type="dxa"/>
+          </w:tcPr>
+          <w:p>
+            <w:pPr>
+              <w:spacing w:after="20"/>
+              <w:ind w:firstLine="0"/>
+              <w:rPr>
+                <w:sz w:val="20"/>
+                <w:szCs w:val="24"/>
+              </w:rPr>
+            </w:pPr>
+            <w:r>
+              <w:rPr>
+                <w:sz w:val="20"/>
+                <w:szCs w:val="24"/>
+              </w:rPr>
+              <w:t xml:space="preserve">Условное оформление: зелёный фон при </w:t>
+            </w:r>
+            <w:proofErr w:type="gramStart"/>
+            <w:r>
+              <w:rPr>
+                <w:sz w:val="20"/>
+                <w:szCs w:val="24"/>
+              </w:rPr>
+              <w:t>скидке &gt;</w:t>
+            </w:r>
+            <w:proofErr w:type="gramEnd"/>
+            <w:r>
+              <w:rPr>
+                <w:sz w:val="20"/>
+                <w:szCs w:val="24"/>
+              </w:rPr>
+              <w:t xml:space="preserve"> 20 %</w:t>
+            </w:r>
+          </w:p>
+        </w:tc>
+      </w:tr>
+      <w:tr>
+        <w:trPr>
+          <w:trHeight w:val="208"/>
+        </w:trPr>
+        <w:tc>
+          <w:tcPr>
+            <w:tcW w:w="5050" w:type="dxa"/>
+          </w:tcPr>
+          <w:p>
+            <w:pPr>
+              <w:spacing w:after="20"/>
+              <w:rPr>
+                <w:sz w:val="20"/>
+                <w:szCs w:val="24"/>
+              </w:rPr>
+            </w:pPr>
+            <w:r>
+              <w:rPr>
+                <w:sz w:val="20"/>
+                <w:szCs w:val="24"/>
+              </w:rPr>
+              <w:t>10.6</w:t>
+            </w:r>
+          </w:p>
+        </w:tc>
+        <w:tc>
+          <w:tcPr>
+            <w:tcW w:w="5050" w:type="dxa"/>
+          </w:tcPr>
+          <w:p>
+            <w:pPr>
+              <w:spacing w:after="20"/>
+              <w:ind w:firstLine="0"/>
+              <w:rPr>
+                <w:sz w:val="20"/>
+                <w:szCs w:val="24"/>
+              </w:rPr>
+            </w:pPr>
+            <w:r>
+              <w:rPr>
+                <w:sz w:val="20"/>
+                <w:szCs w:val="24"/>
+              </w:rPr>
+              <w:t>Доступ только роли «Менеджер» (RBAC)</w:t>
+            </w:r>
+          </w:p>
+        </w:tc>
+      </w:tr>
+      <w:tr>
+        <w:trPr>
+          <w:trHeight w:val="416"/>
+        </w:trPr>
+        <w:tc>
+          <w:tcPr>
+            <w:tcW w:w="5050" w:type="dxa"/>
+          </w:tcPr>
+          <w:p>
+            <w:pPr>
+              <w:spacing w:after="20"/>
+              <w:rPr>
+                <w:sz w:val="20"/>
+                <w:szCs w:val="24"/>
+              </w:rPr>
+            </w:pPr>
+            <w:r>
+              <w:rPr>
+                <w:sz w:val="20"/>
+                <w:szCs w:val="24"/>
+              </w:rPr>
+              <w:t>10.7</w:t>
+            </w:r>
+          </w:p>
+        </w:tc>
+        <w:tc>
+          <w:tcPr>
+            <w:tcW w:w="5050" w:type="dxa"/>
+          </w:tcPr>
+          <w:p>
+            <w:pPr>
+              <w:spacing w:after="20"/>
+              <w:ind w:firstLine="0"/>
+              <w:rPr>
+                <w:sz w:val="20"/>
+                <w:szCs w:val="24"/>
+              </w:rPr>
+            </w:pPr>
+            <w:r>
+              <w:rPr>
+                <w:sz w:val="20"/>
+                <w:szCs w:val="24"/>
+              </w:rPr>
+              <w:t>Обработка исключительных ситуаций; защита от повторного нажатия</w:t>
+            </w:r>
+          </w:p>
+        </w:tc>
+      </w:tr>
+    </w:tbl>
+    <w:p>
+      <w:pPr>
+        <w:spacing w:after="0"/>
+      </w:pPr>
+    </w:p>
+    <w:p>
+      <w:pPr>
+        <w:pStyle w:val="21"/>
+        <w:ind w:left="851"/>
+      </w:pPr>
+      <w:r>
+        <w:t>10.2. Реализация</w:t>
+      </w:r>
+    </w:p>
+    <w:p>
+      <w:r>
+        <w:rPr>
+          <w:b/>
+        </w:rPr>
+        <w:t>Данные:</w:t>
+      </w:r>
+      <w:r>
+        <w:t xml:space="preserve"> VIEW </w:t>
+      </w:r>
+      <w:proofErr w:type="spellStart"/>
+      <w:r>
+        <w:t>v_ClientOrderAnalysis</w:t>
+      </w:r>
+      <w:proofErr w:type="spellEnd"/>
+      <w:r>
+        <w:t xml:space="preserve"> (SQL/10_ClientOrderAnalysis.sql) — соединение заказов, позиций, продукции, спецификаций с OUTER APPLY по материалам и операциям; цена за единицу = </w:t>
+      </w:r>
+      <w:proofErr w:type="gramStart"/>
+      <w:r>
+        <w:t>Σ(</w:t>
+      </w:r>
+      <w:proofErr w:type="gramEnd"/>
+      <w:r>
+        <w:t xml:space="preserve">цена × норма); скидка — из таблицы </w:t>
+      </w:r>
+      <w:proofErr w:type="spellStart"/>
+      <w:r>
+        <w:t>CustomerDiscount</w:t>
+      </w:r>
+      <w:proofErr w:type="spellEnd"/>
+      <w:r>
+        <w:t>.</w:t>
+      </w:r>
+    </w:p>
+    <w:p>
+      <w:r>
+        <w:rPr>
+          <w:b/>
+        </w:rPr>
+        <w:t xml:space="preserve">Форма </w:t>
+      </w:r>
+      <w:proofErr w:type="spellStart"/>
+      <w:r>
+        <w:rPr>
+          <w:b/>
+        </w:rPr>
+        <w:t>ClientOrderReportForm</w:t>
+      </w:r>
+      <w:proofErr w:type="spellEnd"/>
+      <w:r>
+        <w:rPr>
+          <w:b/>
+        </w:rPr>
+        <w:t>:</w:t>
+      </w:r>
+    </w:p>
+    <w:p>
+      <w:r>
+        <w:t xml:space="preserve">• фильтр по клиенту — </w:t>
+      </w:r>
+      <w:proofErr w:type="spellStart"/>
+      <w:r>
+        <w:t>ComboBox</w:t>
+      </w:r>
+      <w:proofErr w:type="spellEnd"/>
+      <w:r>
+        <w:t>, пустое значение = все клиенты (параметр @Client IS NULL);</w:t>
+      </w:r>
+    </w:p>
+    <w:p>
+      <w:r>
+        <w:t xml:space="preserve">• вывод в </w:t>
+      </w:r>
+      <w:proofErr w:type="spellStart"/>
+      <w:r>
+        <w:t>DataGridView</w:t>
+      </w:r>
+      <w:proofErr w:type="spellEnd"/>
+      <w:r>
+        <w:t xml:space="preserve"> по колонкам п. 10.2;</w:t>
+      </w:r>
+    </w:p>
+    <w:p>
+      <w:r>
+        <w:t xml:space="preserve">• % скидки — служебный столбец </w:t>
+      </w:r>
+      <w:proofErr w:type="spellStart"/>
+      <w:r>
+        <w:t>DiscountPercent</w:t>
+      </w:r>
+      <w:proofErr w:type="spellEnd"/>
+      <w:r>
+        <w:t>; при сумме = 0 → 0 % (защита от деления на ноль);</w:t>
+      </w:r>
+    </w:p>
+    <w:p>
+      <w:r>
+        <w:t>• строка «ИТОГО»: Σ скидок, Σ сумм, % = (Σ скидок / Σ сумм) × 100 (средневзвешенный, а не среднеарифметический);</w:t>
+      </w:r>
+    </w:p>
+    <w:p>
+      <w:r>
+        <w:t xml:space="preserve">• условное оформление через </w:t>
+      </w:r>
+      <w:proofErr w:type="spellStart"/>
+      <w:r>
+        <w:t>CellFormatting</w:t>
+      </w:r>
+      <w:proofErr w:type="spellEnd"/>
+      <w:r>
+        <w:t xml:space="preserve">: при </w:t>
+      </w:r>
+      <w:proofErr w:type="gramStart"/>
+      <w:r>
+        <w:t>% &gt;</w:t>
+      </w:r>
+      <w:proofErr w:type="gramEnd"/>
+      <w:r>
+        <w:t xml:space="preserve"> 20 — зелёный фон ячеек «Скидка» и «Сумма»;</w:t>
+      </w:r>
+    </w:p>
+    <w:p>
+      <w:r>
+        <w:t>• RBAC: при роли ≠ Manager — сообщение и закрытие формы; кнопка «Сформировать» блокируется на время запроса (10.7);</w:t>
+      </w:r>
+    </w:p>
+    <w:p>
+      <w:r>
+        <w:t>• пустая выборка → информационное сообщение «Данные отсутствуют».</w:t>
+      </w:r>
+    </w:p>
+    <w:p>
+      <w:pPr>
+        <w:rPr>
+          <w:lang w:val="en-US"/>
+        </w:rPr>
+      </w:pPr>
+      <w:r>
+        <w:rPr>
+          <w:b/>
+          <w:lang w:val="en-US"/>
+        </w:rPr>
+        <w:t>API-</w:t>
+      </w:r>
+      <w:r>
+        <w:rPr>
+          <w:b/>
+        </w:rPr>
+        <w:t>аналог</w:t>
+      </w:r>
+      <w:r>
+        <w:rPr>
+          <w:b/>
+          <w:lang w:val="en-US"/>
+        </w:rPr>
+        <w:t>:</w:t>
+      </w:r>
+      <w:r>
+        <w:rPr>
+          <w:lang w:val="en-US"/>
+        </w:rPr>
+        <w:t xml:space="preserve"> GET /</w:t>
+      </w:r>
+      <w:proofErr w:type="spellStart"/>
+      <w:r>
+        <w:rPr>
+          <w:lang w:val="en-US"/>
+        </w:rPr>
+        <w:t>api</w:t>
+      </w:r>
+      <w:proofErr w:type="spellEnd"/>
+      <w:r>
+        <w:rPr>
+          <w:lang w:val="en-US"/>
+        </w:rPr>
+        <w:t>/orders/</w:t>
+      </w:r>
+      <w:proofErr w:type="spellStart"/>
+      <w:r>
+        <w:rPr>
+          <w:lang w:val="en-US"/>
+        </w:rPr>
+        <w:t>analysis?client</w:t>
+      </w:r>
+      <w:proofErr w:type="spellEnd"/>
+      <w:r>
+        <w:rPr>
+          <w:lang w:val="en-US"/>
+        </w:rPr>
+        <w:t xml:space="preserve">= — </w:t>
+      </w:r>
+      <w:r>
+        <w:t>возвращает</w:t>
+      </w:r>
+      <w:r>
+        <w:rPr>
+          <w:lang w:val="en-US"/>
+        </w:rPr>
+        <w:t xml:space="preserve"> items + total (discount, sum, </w:t>
+      </w:r>
+      <w:proofErr w:type="spellStart"/>
+      <w:r>
+        <w:rPr>
+          <w:lang w:val="en-US"/>
+        </w:rPr>
+        <w:t>discountPercent</w:t>
+      </w:r>
+      <w:proofErr w:type="spellEnd"/>
+      <w:r>
+        <w:rPr>
+          <w:lang w:val="en-US"/>
+        </w:rPr>
+        <w:t>).</w:t>
+      </w:r>
+    </w:p>
+    <w:p>
+      <w:pPr>
+        <w:pStyle w:val="21"/>
+        <w:ind w:left="851"/>
+      </w:pPr>
+      <w:r>
+        <w:t>10.3. Сценарии экспертного тестирования</w:t>
+      </w:r>
+    </w:p>
+    <w:p>
+      <w:r>
+        <w:t>Подготовлены данные скидок (10_ClientOrderAnalysis.sql):</w:t>
+      </w:r>
+    </w:p>
+    <w:p>
+      <w:r>
+        <w:t xml:space="preserve">• ООО «Фермер» — скидка ~4 % </w:t>
+      </w:r>
+      <w:proofErr w:type="gramStart"/>
+      <w:r>
+        <w:t>(&lt; 20</w:t>
+      </w:r>
+      <w:proofErr w:type="gramEnd"/>
+      <w:r>
+        <w:t xml:space="preserve"> %, без оформления);</w:t>
+      </w:r>
+    </w:p>
+    <w:p>
+      <w:r>
+        <w:t xml:space="preserve">• ООО «Ромашка» — </w:t>
+      </w:r>
+      <w:proofErr w:type="gramStart"/>
+      <w:r>
+        <w:t>скидка &gt;</w:t>
+      </w:r>
+      <w:proofErr w:type="gramEnd"/>
+      <w:r>
+        <w:t xml:space="preserve"> 20 % (зелёное оформление);</w:t>
+      </w:r>
+    </w:p>
+    <w:p>
+      <w:pPr>
+        <w:rPr>
+          <w:lang w:val="en-US"/>
+        </w:rPr>
+      </w:pPr>
+      <w:r>
+        <w:t>• ООО «Ассоль» — скидка 0 руб. (проверка деления на ноль).</w:t>
+      </w:r>
+    </w:p>
+    <w:p>
+      <w:pPr>
+        <w:rPr>
+          <w:lang w:val="en-US"/>
+        </w:rPr>
+      </w:pPr>
+    </w:p>
+    <w:p>
+      <w:pPr>
+        <w:rPr>
+          <w:lang w:val="en-US"/>
+        </w:rPr>
+      </w:pPr>
+    </w:p>
+    <w:p>
+      <w:pPr>
+        <w:rPr>
+          <w:lang w:val="en-US"/>
+        </w:rPr>
+      </w:pPr>
+    </w:p>
+    <w:tbl>
+      <w:tblPr>
+        <w:tblStyle w:val="ad"/>
+        <w:tblW w:w="10100" w:type="dxa"/>
+        <w:tblLook w:val="04A0" w:firstRow="1" w:lastRow="0" w:firstColumn="1" w:lastColumn="0" w:noHBand="0" w:noVBand="1"/>
+      </w:tblPr>
+      <w:tblGrid>
+        <w:gridCol w:w="2525"/>
+        <w:gridCol w:w="2525"/>
+        <w:gridCol w:w="2525"/>
+        <w:gridCol w:w="2525"/>
+      </w:tblGrid>
+      <w:tr>
+        <w:trPr>
+          <w:trHeight w:val="402"/>
+        </w:trPr>
+        <w:tc>
+          <w:tcPr>
+            <w:tcW w:w="2525" w:type="dxa"/>
+          </w:tcPr>
+          <w:p>
+            <w:pPr>
+              <w:spacing w:after="20"/>
+              <w:rPr>
+                <w:sz w:val="20"/>
+                <w:szCs w:val="24"/>
+              </w:rPr>
+            </w:pPr>
+            <w:r>
+              <w:rPr>
+                <w:b/>
+                <w:sz w:val="20"/>
+                <w:szCs w:val="24"/>
+              </w:rPr>
+              <w:lastRenderedPageBreak/>
+              <w:t>ID</w:t>
+            </w:r>
+          </w:p>
+        </w:tc>
+        <w:tc>
+          <w:tcPr>
+            <w:tcW w:w="2525" w:type="dxa"/>
+          </w:tcPr>
+          <w:p>
+            <w:pPr>
+              <w:spacing w:after="20"/>
+              <w:rPr>
+                <w:sz w:val="20"/>
+                <w:szCs w:val="24"/>
+              </w:rPr>
+            </w:pPr>
+            <w:r>
+              <w:rPr>
+                <w:b/>
+                <w:sz w:val="20"/>
+                <w:szCs w:val="24"/>
+              </w:rPr>
+              <w:t>Сценарий</w:t>
+            </w:r>
+          </w:p>
+        </w:tc>
+        <w:tc>
+          <w:tcPr>
+            <w:tcW w:w="2525" w:type="dxa"/>
+          </w:tcPr>
+          <w:p>
+            <w:pPr>
+              <w:spacing w:after="20"/>
+              <w:ind w:firstLine="0"/>
+              <w:rPr>
+                <w:sz w:val="20"/>
+                <w:szCs w:val="24"/>
+              </w:rPr>
+            </w:pPr>
+            <w:r>
+              <w:rPr>
+                <w:b/>
+                <w:sz w:val="20"/>
+                <w:szCs w:val="24"/>
+              </w:rPr>
+              <w:t>Ожидаемый результат</w:t>
+            </w:r>
+          </w:p>
+        </w:tc>
+        <w:tc>
+          <w:tcPr>
+            <w:tcW w:w="2525" w:type="dxa"/>
+          </w:tcPr>
+          <w:p>
+            <w:pPr>
+              <w:spacing w:after="20"/>
+              <w:rPr>
+                <w:sz w:val="20"/>
+                <w:szCs w:val="24"/>
+              </w:rPr>
+            </w:pPr>
+            <w:r>
+              <w:rPr>
+                <w:b/>
+                <w:sz w:val="20"/>
+                <w:szCs w:val="24"/>
+              </w:rPr>
+              <w:t>Статус</w:t>
+            </w:r>
+          </w:p>
+        </w:tc>
+      </w:tr>
+      <w:tr>
+        <w:trPr>
+          <w:trHeight w:val="386"/>
+        </w:trPr>
+        <w:tc>
+          <w:tcPr>
+            <w:tcW w:w="2525" w:type="dxa"/>
+          </w:tcPr>
+          <w:p>
+            <w:pPr>
+              <w:spacing w:after="20"/>
+              <w:rPr>
+                <w:sz w:val="20"/>
+                <w:szCs w:val="24"/>
+              </w:rPr>
+            </w:pPr>
+            <w:r>
+              <w:rPr>
+                <w:sz w:val="20"/>
+                <w:szCs w:val="24"/>
+              </w:rPr>
+              <w:t>ЭТ-01</w:t>
+            </w:r>
+          </w:p>
+        </w:tc>
+        <w:tc>
+          <w:tcPr>
+            <w:tcW w:w="2525" w:type="dxa"/>
+          </w:tcPr>
+          <w:p>
+            <w:pPr>
+              <w:spacing w:after="20"/>
+              <w:ind w:firstLine="0"/>
+              <w:rPr>
+                <w:sz w:val="20"/>
+                <w:szCs w:val="24"/>
+              </w:rPr>
+            </w:pPr>
+            <w:r>
+              <w:rPr>
+                <w:sz w:val="20"/>
+                <w:szCs w:val="24"/>
+              </w:rPr>
+              <w:t xml:space="preserve">Вход под </w:t>
+            </w:r>
+            <w:proofErr w:type="spellStart"/>
+            <w:r>
+              <w:rPr>
+                <w:sz w:val="20"/>
+                <w:szCs w:val="24"/>
+              </w:rPr>
+              <w:t>Operator</w:t>
+            </w:r>
+            <w:proofErr w:type="spellEnd"/>
+            <w:r>
+              <w:rPr>
+                <w:sz w:val="20"/>
+                <w:szCs w:val="24"/>
+              </w:rPr>
+              <w:t>, открытие отчёта</w:t>
+            </w:r>
+          </w:p>
+        </w:tc>
+        <w:tc>
+          <w:tcPr>
+            <w:tcW w:w="2525" w:type="dxa"/>
+          </w:tcPr>
+          <w:p>
+            <w:pPr>
+              <w:spacing w:after="20"/>
+              <w:ind w:firstLine="0"/>
+              <w:rPr>
+                <w:sz w:val="20"/>
+                <w:szCs w:val="24"/>
+              </w:rPr>
+            </w:pPr>
+            <w:r>
+              <w:rPr>
+                <w:sz w:val="20"/>
+                <w:szCs w:val="24"/>
+              </w:rPr>
+              <w:t>«Недостаточно прав», форма закрыта</w:t>
+            </w:r>
+          </w:p>
+        </w:tc>
+        <w:tc>
+          <w:tcPr>
+            <w:tcW w:w="2525" w:type="dxa"/>
+          </w:tcPr>
+          <w:p>
+            <w:pPr>
+              <w:spacing w:after="20"/>
+              <w:rPr>
+                <w:sz w:val="20"/>
+                <w:szCs w:val="24"/>
+              </w:rPr>
+            </w:pPr>
+            <w:r>
+              <w:rPr>
+                <w:sz w:val="20"/>
+                <w:szCs w:val="24"/>
+              </w:rPr>
+              <w:t>✅</w:t>
+            </w:r>
+          </w:p>
+        </w:tc>
+      </w:tr>
+      <w:tr>
+        <w:trPr>
+          <w:trHeight w:val="588"/>
+        </w:trPr>
+        <w:tc>
+          <w:tcPr>
+            <w:tcW w:w="2525" w:type="dxa"/>
+          </w:tcPr>
+          <w:p>
+            <w:pPr>
+              <w:spacing w:after="20"/>
+              <w:rPr>
+                <w:sz w:val="20"/>
+                <w:szCs w:val="24"/>
+              </w:rPr>
+            </w:pPr>
+            <w:r>
+              <w:rPr>
+                <w:sz w:val="20"/>
+                <w:szCs w:val="24"/>
+              </w:rPr>
+              <w:t>ЭТ-02</w:t>
+            </w:r>
+          </w:p>
+        </w:tc>
+        <w:tc>
+          <w:tcPr>
+            <w:tcW w:w="2525" w:type="dxa"/>
+          </w:tcPr>
+          <w:p>
+            <w:pPr>
+              <w:spacing w:after="20"/>
+              <w:ind w:firstLine="0"/>
+              <w:rPr>
+                <w:sz w:val="20"/>
+                <w:szCs w:val="24"/>
+              </w:rPr>
+            </w:pPr>
+            <w:r>
+              <w:rPr>
+                <w:sz w:val="20"/>
+                <w:szCs w:val="24"/>
+              </w:rPr>
+              <w:t>Вход под Manager, формирование без фильтра</w:t>
+            </w:r>
+          </w:p>
+        </w:tc>
+        <w:tc>
+          <w:tcPr>
+            <w:tcW w:w="2525" w:type="dxa"/>
+          </w:tcPr>
+          <w:p>
+            <w:pPr>
+              <w:spacing w:after="20"/>
+              <w:ind w:firstLine="0"/>
+              <w:rPr>
+                <w:sz w:val="20"/>
+                <w:szCs w:val="24"/>
+              </w:rPr>
+            </w:pPr>
+            <w:r>
+              <w:rPr>
+                <w:sz w:val="20"/>
+                <w:szCs w:val="24"/>
+              </w:rPr>
+              <w:t>Все клиенты, строка ИТОГО, корректные суммы</w:t>
+            </w:r>
+          </w:p>
+        </w:tc>
+        <w:tc>
+          <w:tcPr>
+            <w:tcW w:w="2525" w:type="dxa"/>
+          </w:tcPr>
+          <w:p>
+            <w:pPr>
+              <w:spacing w:after="20"/>
+              <w:rPr>
+                <w:sz w:val="20"/>
+                <w:szCs w:val="24"/>
+              </w:rPr>
+            </w:pPr>
+            <w:r>
+              <w:rPr>
+                <w:sz w:val="20"/>
+                <w:szCs w:val="24"/>
+              </w:rPr>
+              <w:t>✅</w:t>
+            </w:r>
+          </w:p>
+        </w:tc>
+      </w:tr>
+      <w:tr>
+        <w:trPr>
+          <w:trHeight w:val="572"/>
+        </w:trPr>
+        <w:tc>
+          <w:tcPr>
+            <w:tcW w:w="2525" w:type="dxa"/>
+          </w:tcPr>
+          <w:p>
+            <w:pPr>
+              <w:spacing w:after="20"/>
+              <w:rPr>
+                <w:sz w:val="20"/>
+                <w:szCs w:val="24"/>
+              </w:rPr>
+            </w:pPr>
+            <w:r>
+              <w:rPr>
+                <w:sz w:val="20"/>
+                <w:szCs w:val="24"/>
+              </w:rPr>
+              <w:t>ЭТ-03</w:t>
+            </w:r>
+          </w:p>
+          <w:p>
+            <w:pPr>
+              <w:jc w:val="center"/>
+              <w:rPr>
+                <w:sz w:val="20"/>
+                <w:szCs w:val="24"/>
+              </w:rPr>
+            </w:pPr>
+          </w:p>
+        </w:tc>
+        <w:tc>
+          <w:tcPr>
+            <w:tcW w:w="2525" w:type="dxa"/>
+          </w:tcPr>
+          <w:p>
+            <w:pPr>
+              <w:spacing w:after="20"/>
+              <w:ind w:firstLine="0"/>
+              <w:rPr>
+                <w:sz w:val="20"/>
+                <w:szCs w:val="24"/>
+              </w:rPr>
+            </w:pPr>
+            <w:r>
+              <w:rPr>
+                <w:sz w:val="20"/>
+                <w:szCs w:val="24"/>
+              </w:rPr>
+              <w:t>Фильтр по ООО «Ромашка»</w:t>
+            </w:r>
+          </w:p>
+        </w:tc>
+        <w:tc>
+          <w:tcPr>
+            <w:tcW w:w="2525" w:type="dxa"/>
+          </w:tcPr>
+          <w:p>
+            <w:pPr>
+              <w:spacing w:after="20"/>
+              <w:ind w:firstLine="0"/>
+              <w:rPr>
+                <w:sz w:val="20"/>
+                <w:szCs w:val="24"/>
+              </w:rPr>
+            </w:pPr>
+            <w:proofErr w:type="gramStart"/>
+            <w:r>
+              <w:rPr>
+                <w:sz w:val="20"/>
+                <w:szCs w:val="24"/>
+              </w:rPr>
+              <w:t>Скидка &gt;</w:t>
+            </w:r>
+            <w:proofErr w:type="gramEnd"/>
+            <w:r>
+              <w:rPr>
+                <w:sz w:val="20"/>
+                <w:szCs w:val="24"/>
+              </w:rPr>
+              <w:t xml:space="preserve"> 20 % → строки выделены зелёным</w:t>
+            </w:r>
+          </w:p>
+        </w:tc>
+        <w:tc>
+          <w:tcPr>
+            <w:tcW w:w="2525" w:type="dxa"/>
+          </w:tcPr>
+          <w:p>
+            <w:pPr>
+              <w:spacing w:after="20"/>
+              <w:rPr>
+                <w:sz w:val="20"/>
+                <w:szCs w:val="24"/>
+              </w:rPr>
+            </w:pPr>
+            <w:r>
+              <w:rPr>
+                <w:sz w:val="20"/>
+                <w:szCs w:val="24"/>
+              </w:rPr>
+              <w:t>✅</w:t>
+            </w:r>
+          </w:p>
+        </w:tc>
+      </w:tr>
+      <w:tr>
+        <w:trPr>
+          <w:trHeight w:val="386"/>
+        </w:trPr>
+        <w:tc>
+          <w:tcPr>
+            <w:tcW w:w="2525" w:type="dxa"/>
+          </w:tcPr>
+          <w:p>
+            <w:pPr>
+              <w:spacing w:after="20"/>
+              <w:rPr>
+                <w:sz w:val="20"/>
+                <w:szCs w:val="24"/>
+              </w:rPr>
+            </w:pPr>
+            <w:r>
+              <w:rPr>
+                <w:sz w:val="20"/>
+                <w:szCs w:val="24"/>
+              </w:rPr>
+              <w:t>ЭТ-04</w:t>
+            </w:r>
+          </w:p>
+        </w:tc>
+        <w:tc>
+          <w:tcPr>
+            <w:tcW w:w="2525" w:type="dxa"/>
+          </w:tcPr>
+          <w:p>
+            <w:pPr>
+              <w:spacing w:after="20"/>
+              <w:ind w:firstLine="0"/>
+              <w:rPr>
+                <w:sz w:val="20"/>
+                <w:szCs w:val="24"/>
+              </w:rPr>
+            </w:pPr>
+            <w:r>
+              <w:rPr>
+                <w:sz w:val="20"/>
+                <w:szCs w:val="24"/>
+              </w:rPr>
+              <w:t>Фильтр по ООО «Ассоль» (скидка 0)</w:t>
+            </w:r>
+          </w:p>
+        </w:tc>
+        <w:tc>
+          <w:tcPr>
+            <w:tcW w:w="2525" w:type="dxa"/>
+          </w:tcPr>
+          <w:p>
+            <w:pPr>
+              <w:spacing w:after="20"/>
+              <w:ind w:firstLine="0"/>
+              <w:rPr>
+                <w:sz w:val="20"/>
+                <w:szCs w:val="24"/>
+              </w:rPr>
+            </w:pPr>
+            <w:r>
+              <w:rPr>
+                <w:sz w:val="20"/>
+                <w:szCs w:val="24"/>
+              </w:rPr>
+              <w:t>0 %, без ошибок деления</w:t>
+            </w:r>
+          </w:p>
+        </w:tc>
+        <w:tc>
+          <w:tcPr>
+            <w:tcW w:w="2525" w:type="dxa"/>
+          </w:tcPr>
+          <w:p>
+            <w:pPr>
+              <w:spacing w:after="20"/>
+              <w:rPr>
+                <w:sz w:val="20"/>
+                <w:szCs w:val="24"/>
+              </w:rPr>
+            </w:pPr>
+            <w:r>
+              <w:rPr>
+                <w:sz w:val="20"/>
+                <w:szCs w:val="24"/>
+              </w:rPr>
+              <w:t>✅</w:t>
+            </w:r>
+          </w:p>
+        </w:tc>
+      </w:tr>
+      <w:tr>
+        <w:trPr>
+          <w:trHeight w:val="402"/>
+        </w:trPr>
+        <w:tc>
+          <w:tcPr>
+            <w:tcW w:w="2525" w:type="dxa"/>
+          </w:tcPr>
+          <w:p>
+            <w:pPr>
+              <w:spacing w:after="20"/>
+              <w:rPr>
+                <w:sz w:val="20"/>
+                <w:szCs w:val="24"/>
+              </w:rPr>
+            </w:pPr>
+            <w:r>
+              <w:rPr>
+                <w:sz w:val="20"/>
+                <w:szCs w:val="24"/>
+              </w:rPr>
+              <w:t>ЭТ-05</w:t>
+            </w:r>
+          </w:p>
+        </w:tc>
+        <w:tc>
+          <w:tcPr>
+            <w:tcW w:w="2525" w:type="dxa"/>
+          </w:tcPr>
+          <w:p>
+            <w:pPr>
+              <w:spacing w:after="20"/>
+              <w:ind w:firstLine="0"/>
+              <w:rPr>
+                <w:sz w:val="20"/>
+                <w:szCs w:val="24"/>
+              </w:rPr>
+            </w:pPr>
+            <w:r>
+              <w:rPr>
+                <w:sz w:val="20"/>
+                <w:szCs w:val="24"/>
+              </w:rPr>
+              <w:t>Фильтр по несуществующему клиенту</w:t>
+            </w:r>
+          </w:p>
+        </w:tc>
+        <w:tc>
+          <w:tcPr>
+            <w:tcW w:w="2525" w:type="dxa"/>
+          </w:tcPr>
+          <w:p>
+            <w:pPr>
+              <w:spacing w:after="20"/>
+              <w:ind w:firstLine="0"/>
+              <w:rPr>
+                <w:sz w:val="20"/>
+                <w:szCs w:val="24"/>
+              </w:rPr>
+            </w:pPr>
+            <w:r>
+              <w:rPr>
+                <w:sz w:val="20"/>
+                <w:szCs w:val="24"/>
+              </w:rPr>
+              <w:t>«Данные отсутствуют», пустая сетка</w:t>
+            </w:r>
+          </w:p>
+        </w:tc>
+        <w:tc>
+          <w:tcPr>
+            <w:tcW w:w="2525" w:type="dxa"/>
+          </w:tcPr>
+          <w:p>
+            <w:pPr>
+              <w:spacing w:after="20"/>
+              <w:rPr>
+                <w:sz w:val="20"/>
+                <w:szCs w:val="24"/>
+              </w:rPr>
+            </w:pPr>
+            <w:r>
+              <w:rPr>
+                <w:sz w:val="20"/>
+                <w:szCs w:val="24"/>
+              </w:rPr>
+              <w:t>✅</w:t>
+            </w:r>
+          </w:p>
+        </w:tc>
+      </w:tr>
+      <w:tr>
+        <w:trPr>
+          <w:trHeight w:val="572"/>
+        </w:trPr>
+        <w:tc>
+          <w:tcPr>
+            <w:tcW w:w="2525" w:type="dxa"/>
+          </w:tcPr>
+          <w:p>
+            <w:pPr>
+              <w:spacing w:after="20"/>
+              <w:rPr>
+                <w:sz w:val="20"/>
+                <w:szCs w:val="24"/>
+              </w:rPr>
+            </w:pPr>
+            <w:r>
+              <w:rPr>
+                <w:sz w:val="20"/>
+                <w:szCs w:val="24"/>
+              </w:rPr>
+              <w:t>ЭТ-06</w:t>
+            </w:r>
+          </w:p>
+        </w:tc>
+        <w:tc>
+          <w:tcPr>
+            <w:tcW w:w="2525" w:type="dxa"/>
+          </w:tcPr>
+          <w:p>
+            <w:pPr>
+              <w:spacing w:after="20"/>
+              <w:ind w:firstLine="0"/>
+              <w:rPr>
+                <w:sz w:val="20"/>
+                <w:szCs w:val="24"/>
+              </w:rPr>
+            </w:pPr>
+            <w:r>
+              <w:rPr>
+                <w:sz w:val="20"/>
+                <w:szCs w:val="24"/>
+              </w:rPr>
+              <w:t>Повторное нажатие «Сформировать» во время запроса</w:t>
+            </w:r>
+          </w:p>
+        </w:tc>
+        <w:tc>
+          <w:tcPr>
+            <w:tcW w:w="2525" w:type="dxa"/>
+          </w:tcPr>
+          <w:p>
+            <w:pPr>
+              <w:spacing w:after="20"/>
+              <w:ind w:firstLine="0"/>
+              <w:rPr>
+                <w:sz w:val="20"/>
+                <w:szCs w:val="24"/>
+              </w:rPr>
+            </w:pPr>
+            <w:r>
+              <w:rPr>
+                <w:sz w:val="20"/>
+                <w:szCs w:val="24"/>
+              </w:rPr>
+              <w:t>Кнопка заблокирована, повторный запрос не отправляется</w:t>
+            </w:r>
+          </w:p>
+        </w:tc>
+        <w:tc>
+          <w:tcPr>
+            <w:tcW w:w="2525" w:type="dxa"/>
+          </w:tcPr>
+          <w:p>
+            <w:pPr>
+              <w:spacing w:after="20"/>
+              <w:rPr>
+                <w:sz w:val="20"/>
+                <w:szCs w:val="24"/>
+              </w:rPr>
+            </w:pPr>
+            <w:r>
+              <w:rPr>
+                <w:sz w:val="20"/>
+                <w:szCs w:val="24"/>
+              </w:rPr>
+              <w:t>✅</w:t>
+            </w:r>
+          </w:p>
+        </w:tc>
+      </w:tr>
+    </w:tbl>
+    <w:p>
+      <w:pPr>
+        <w:spacing w:after="0"/>
+      </w:pPr>
+    </w:p>
+    <w:p>
+      <w:pPr>
+        <w:rPr>
           <w:lang w:val="en-US"/>
         </w:rPr>
       </w:pPr>
@@ -17,152 +1527,35 @@
           <w:b/>
           <w:bCs/>
         </w:rPr>
-        <w:t xml:space="preserve">ЛАБОРАТОРНАЯ РАБОТА № </w:t>
-      </w:r>
-      <w:r>
-        <w:rPr>
-          <w:b/>
-          <w:bCs/>
-          <w:lang w:val="en-US"/>
-        </w:rPr>
-        <w:t>1</w:t>
-      </w:r>
-    </w:p>
-    <w:p>
-      <w:pPr>
-        <w:rPr>
-          <w:lang w:val="en-US"/>
-        </w:rPr>
-      </w:pPr>
-      <w:r>
-        <w:rPr>
-          <w:b/>
-          <w:bCs/>
-        </w:rPr>
-        <w:t>Тема:</w:t>
+        <w:t>Вывод:</w:t>
       </w:r>
       <w:r>
         <w:t xml:space="preserve"> </w:t>
       </w:r>
-    </w:p>
-    <w:p>
-      <w:pPr>
-        <w:rPr>
-          <w:lang w:val="en-US"/>
-        </w:rPr>
-      </w:pPr>
-      <w:r>
-        <w:rPr>
-          <w:b/>
-          <w:bCs/>
-        </w:rPr>
-        <w:t>Цель работы:</w:t>
-      </w:r>
-      <w:r>
-        <w:t xml:space="preserve"> </w:t>
-      </w:r>
-    </w:p>
-    <w:p>
-      <w:r>
-        <w:rPr>
-          <w:b/>
-          <w:bCs/>
-        </w:rPr>
-        <w:t>Задание:</w:t>
-      </w:r>
-    </w:p>
-    <w:p>
-      <w:pPr>
-        <w:pStyle w:val="af"/>
-        <w:numPr>
-          <w:ilvl w:val="0"/>
-          <w:numId w:val="22"/>
-        </w:numPr>
-        <w:contextualSpacing/>
-      </w:pPr>
-    </w:p>
-    <w:p>
-      <w:pPr>
-        <w:pStyle w:val="af"/>
-        <w:numPr>
-          <w:ilvl w:val="0"/>
-          <w:numId w:val="22"/>
-        </w:numPr>
-        <w:contextualSpacing/>
-      </w:pPr>
-    </w:p>
-    <w:p>
-      <w:pPr>
-        <w:pStyle w:val="af"/>
-        <w:numPr>
-          <w:ilvl w:val="0"/>
-          <w:numId w:val="22"/>
-        </w:numPr>
-        <w:contextualSpacing/>
-      </w:pPr>
-    </w:p>
-    <w:p>
-      <w:pPr>
-        <w:pStyle w:val="af"/>
-        <w:numPr>
-          <w:ilvl w:val="0"/>
-          <w:numId w:val="22"/>
-        </w:numPr>
-        <w:contextualSpacing/>
-      </w:pPr>
-    </w:p>
-    <w:p>
-      <w:pPr>
-        <w:pStyle w:val="af"/>
-        <w:numPr>
-          <w:ilvl w:val="0"/>
-          <w:numId w:val="22"/>
-        </w:numPr>
-        <w:contextualSpacing/>
-      </w:pPr>
-    </w:p>
-    <w:p>
-      <w:pPr>
-        <w:pStyle w:val="af"/>
-        <w:numPr>
-          <w:ilvl w:val="0"/>
-          <w:numId w:val="22"/>
-        </w:numPr>
-        <w:contextualSpacing/>
-      </w:pPr>
-    </w:p>
-    <w:p>
-      <w:pPr>
-        <w:pStyle w:val="af"/>
-        <w:numPr>
-          <w:ilvl w:val="0"/>
-          <w:numId w:val="22"/>
-        </w:numPr>
-        <w:contextualSpacing/>
-      </w:pPr>
-    </w:p>
-    <w:p>
-      <w:pPr>
-        <w:ind w:firstLine="0"/>
-      </w:pPr>
-    </w:p>
-    <w:p>
-      <w:pPr>
-        <w:numPr>
-          <w:ilvl w:val="0"/>
-          <w:numId w:val="23"/>
-        </w:numPr>
-        <w:spacing w:after="160" w:line="259" w:lineRule="auto"/>
-        <w:ind w:firstLine="0"/>
-      </w:pPr>
-      <w:r>
-        <w:t>Подглава</w:t>
+      <w:r>
+        <w:t>Модуль «</w:t>
+      </w:r>
+      <w:proofErr w:type="spellStart"/>
+      <w:r>
+        <w:t>АнализЗаказовКлиентов</w:t>
+      </w:r>
+      <w:proofErr w:type="spellEnd"/>
+      <w:r>
+        <w:t xml:space="preserve">» полностью соответствует требованиям вариативной части: все колонки, формула % скидки, строка ИТОГО (средневзвешенный процент), условное </w:t>
+      </w:r>
+      <w:proofErr w:type="gramStart"/>
+      <w:r>
+        <w:t>оформление &gt;</w:t>
+      </w:r>
+      <w:proofErr w:type="gramEnd"/>
+      <w:r>
+        <w:t xml:space="preserve"> 20 %, RBAC по роли «Менеджер», защита от повторных нажатий и деления на ноль. 6 экспертных сценариев пройдены.</w:t>
       </w:r>
     </w:p>
     <w:sectPr>
       <w:footerReference w:type="default" r:id="rId8"/>
       <w:pgSz w:w="11906" w:h="16838"/>
-      <w:pgMar w:top="964" w:right="680" w:bottom="1985" w:left="1304" w:header="284" w:footer="720" w:gutter="0"/>
+      <w:pgMar w:top="1080" w:right="1080" w:bottom="1080" w:left="1224" w:header="284" w:footer="720" w:gutter="0"/>
       <w:cols w:space="720"/>
       <w:docGrid w:linePitch="272"/>
     </w:sectPr>
@@ -194,6 +1587,7 @@
   <w:p>
     <w:pPr>
       <w:pStyle w:val="a9"/>
+      <w:jc w:val="center"/>
     </w:pPr>
     <w:r>
       <w:rPr>
@@ -202,7 +1596,7 @@
       <mc:AlternateContent>
         <mc:Choice Requires="wpg">
           <w:drawing>
-            <wp:anchor distT="0" distB="0" distL="114300" distR="114300" simplePos="0" relativeHeight="251659264" behindDoc="0" locked="1" layoutInCell="0" allowOverlap="1" wp14:anchorId="1EC0C23F" wp14:editId="26ECC758">
+            <wp:anchor distT="0" distB="0" distL="114300" distR="114300" simplePos="0" relativeHeight="251659264" behindDoc="0" locked="1" layoutInCell="0" allowOverlap="1" wp14:anchorId="4C687E73" wp14:editId="5FC7EF52">
               <wp:simplePos x="0" y="0"/>
               <wp:positionH relativeFrom="page">
                 <wp:posOffset>720090</wp:posOffset>
@@ -932,6 +2326,7 @@
                                     </w:rPr>
                                     <w:t xml:space="preserve"> </w:t>
                                   </w:r>
+                                  <w:proofErr w:type="spellStart"/>
                                   <w:r>
                                     <w:rPr>
                                       <w:rFonts w:ascii="GOST type B" w:hAnsi="GOST type B"/>
@@ -939,6 +2334,7 @@
                                     </w:rPr>
                                     <w:t>докум</w:t>
                                   </w:r>
+                                  <w:proofErr w:type="spellEnd"/>
                                   <w:r>
                                     <w:rPr>
                                       <w:rFonts w:ascii="GOST type B" w:hAnsi="GOST type B"/>
@@ -970,6 +2366,7 @@
                                       <w:sz w:val="18"/>
                                     </w:rPr>
                                   </w:pPr>
+                                  <w:proofErr w:type="spellStart"/>
                                   <w:r>
                                     <w:rPr>
                                       <w:rFonts w:ascii="GOST type B" w:hAnsi="GOST type B"/>
@@ -977,6 +2374,7 @@
                                     </w:rPr>
                                     <w:t>Подпись</w:t>
                                   </w:r>
+                                  <w:proofErr w:type="spellEnd"/>
                                 </w:p>
                               </w:tc>
                               <w:tc>
@@ -1074,7 +2472,7 @@
         </mc:Choice>
         <mc:Fallback>
           <w:pict>
-            <v:group w14:anchorId="1EC0C23F" id="Group 1" o:spid="_x0000_s1026" style="position:absolute;left:0;text-align:left;margin-left:56.7pt;margin-top:19.85pt;width:518.9pt;height:802.2pt;z-index:251659264;mso-position-horizontal-relative:page;mso-position-vertical-relative:page" coordorigin="1134,397" coordsize="10378,16044" o:gfxdata="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" o:allowincell="f">
+            <v:group w14:anchorId="4C687E73" id="Group 1" o:spid="_x0000_s1026" style="position:absolute;left:0;text-align:left;margin-left:56.7pt;margin-top:19.85pt;width:518.9pt;height:802.2pt;z-index:251659264;mso-position-horizontal-relative:page;mso-position-vertical-relative:page" coordorigin="1134,397" coordsize="10378,16044" o:gfxdata="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" o:allowincell="f">
               <v:line id="Line 2" o:spid="_x0000_s1027" style="position:absolute;visibility:visible;mso-wrap-style:square" from="1134,397" to="1134,16441" o:connectortype="straight" o:gfxdata="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" strokeweight="2.25pt"/>
               <v:line id="Line 3" o:spid="_x0000_s1028" style="position:absolute;visibility:visible;mso-wrap-style:square" from="11509,397" to="11509,16441" o:connectortype="straight" o:gfxdata="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" strokeweight="2.25pt"/>
               <v:line id="Line 4" o:spid="_x0000_s1029" style="position:absolute;visibility:visible;mso-wrap-style:square" from="1137,16441" to="11512,16441" o:connectortype="straight" o:gfxdata="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" strokeweight="2.25pt"/>
@@ -1589,6 +2987,7 @@
                               </w:rPr>
                               <w:t xml:space="preserve"> </w:t>
                             </w:r>
+                            <w:proofErr w:type="spellStart"/>
                             <w:r>
                               <w:rPr>
                                 <w:rFonts w:ascii="GOST type B" w:hAnsi="GOST type B"/>
@@ -1596,6 +2995,7 @@
                               </w:rPr>
                               <w:t>докум</w:t>
                             </w:r>
+                            <w:proofErr w:type="spellEnd"/>
                             <w:r>
                               <w:rPr>
                                 <w:rFonts w:ascii="GOST type B" w:hAnsi="GOST type B"/>
@@ -1627,6 +3027,7 @@
                                 <w:sz w:val="18"/>
                               </w:rPr>
                             </w:pPr>
+                            <w:proofErr w:type="spellStart"/>
                             <w:r>
                               <w:rPr>
                                 <w:rFonts w:ascii="GOST type B" w:hAnsi="GOST type B"/>
@@ -1634,6 +3035,7 @@
                               </w:rPr>
                               <w:t>Подпись</w:t>
                             </w:r>
+                            <w:proofErr w:type="spellEnd"/>
                           </w:p>
                         </w:tc>
                         <w:tc>
@@ -4688,8 +6090,12 @@
     <w:qFormat/>
     <w:rsid w:val="00002602"/>
     <w:pPr>
+      <w:spacing w:after="100"/>
       <w:ind w:firstLine="851"/>
     </w:pPr>
+    <w:rPr>
+      <w:sz w:val="22"/>
+    </w:rPr>
   </w:style>
   <w:style w:type="character" w:default="1" w:styleId="a0">
     <w:name w:val="Default Paragraph Font"/>
@@ -4886,7 +6292,7 @@
     <w:unhideWhenUsed/>
     <w:rsid w:val="008178BD"/>
     <w:pPr>
-      <w:spacing w:before="100" w:beforeAutospacing="1" w:after="100" w:afterAutospacing="1"/>
+      <w:spacing w:before="100" w:beforeAutospacing="1" w:afterAutospacing="1"/>
       <w:ind w:firstLine="0"/>
     </w:pPr>
     <w:rPr>
@@ -4942,6 +6348,37 @@
     <w:name w:val="token"/>
     <w:basedOn w:val="a0"/>
     <w:rsid w:val="008178BD"/>
+  </w:style>
+  <w:style w:type="paragraph" w:customStyle="1" w:styleId="1">
+    <w:name w:val="Заголовок1"/>
+    <w:rPr>
+      <w:b/>
+      <w:sz w:val="36"/>
+    </w:rPr>
+  </w:style>
+  <w:style w:type="paragraph" w:customStyle="1" w:styleId="11">
+    <w:name w:val="Заголовок 11"/>
+    <w:rPr>
+      <w:b/>
+      <w:sz w:val="32"/>
+    </w:rPr>
+  </w:style>
+  <w:style w:type="paragraph" w:customStyle="1" w:styleId="21">
+    <w:name w:val="Заголовок 21"/>
+    <w:rPr>
+      <w:b/>
+      <w:sz w:val="26"/>
+    </w:rPr>
+  </w:style>
+  <w:style w:type="paragraph" w:customStyle="1" w:styleId="31">
+    <w:name w:val="Заголовок 31"/>
+    <w:rPr>
+      <w:b/>
+      <w:sz w:val="24"/>
+    </w:rPr>
+  </w:style>
+  <w:style w:type="paragraph" w:customStyle="1" w:styleId="10">
+    <w:name w:val="Маркированный список1"/>
   </w:style>
 </w:styles>
 </file>
